--- a/Personal Skill CV/CV_Bui Xuan Truong.docx
+++ b/Personal Skill CV/CV_Bui Xuan Truong.docx
@@ -99,13 +99,12 @@
               <w:rPr>
                 <w:rFonts w:ascii="Times New Roman" w:hAnsi="Times New Roman" w:cs="Times New Roman"/>
                 <w:noProof/>
-                <w:lang w:val="en-US" w:eastAsia="en-US"/>
               </w:rPr>
               <w:drawing>
-                <wp:inline distT="0" distB="0" distL="0" distR="0" wp14:anchorId="4CFBE8EC" wp14:editId="2527FEDB">
-                  <wp:extent cx="1662047" cy="2292824"/>
+                <wp:inline distT="0" distB="0" distL="0" distR="0" wp14:anchorId="08C23CAA" wp14:editId="6174E6FA">
+                  <wp:extent cx="1638300" cy="2350770"/>
                   <wp:effectExtent l="0" t="0" r="0" b="0"/>
-                  <wp:docPr id="4" name="Picture 1"/>
+                  <wp:docPr id="5" name="Picture 5"/>
                   <wp:cNvGraphicFramePr>
                     <a:graphicFrameLocks xmlns:a="http://schemas.openxmlformats.org/drawingml/2006/main" noChangeAspect="1"/>
                   </wp:cNvGraphicFramePr>
@@ -113,10 +112,8 @@
                     <a:graphicData uri="http://schemas.openxmlformats.org/drawingml/2006/picture">
                       <pic:pic xmlns:pic="http://schemas.openxmlformats.org/drawingml/2006/picture">
                         <pic:nvPicPr>
-                          <pic:cNvPr id="0" name="Picture 1"/>
-                          <pic:cNvPicPr>
-                            <a:picLocks noChangeAspect="1" noChangeArrowheads="1"/>
-                          </pic:cNvPicPr>
+                          <pic:cNvPr id="5" name="Picture 5"/>
+                          <pic:cNvPicPr/>
                         </pic:nvPicPr>
                         <pic:blipFill>
                           <a:blip r:embed="rId7" cstate="print">
@@ -126,25 +123,18 @@
                               </a:ext>
                             </a:extLst>
                           </a:blip>
-                          <a:srcRect l="-9" t="-8" r="-9" b="-8"/>
                           <a:stretch>
                             <a:fillRect/>
                           </a:stretch>
                         </pic:blipFill>
-                        <pic:spPr bwMode="auto">
+                        <pic:spPr>
                           <a:xfrm>
                             <a:off x="0" y="0"/>
-                            <a:ext cx="1666066" cy="2298368"/>
+                            <a:ext cx="1638300" cy="2350770"/>
                           </a:xfrm>
                           <a:prstGeom prst="rect">
                             <a:avLst/>
                           </a:prstGeom>
-                          <a:solidFill>
-                            <a:srgbClr val="FFFFFF"/>
-                          </a:solidFill>
-                          <a:ln>
-                            <a:noFill/>
-                          </a:ln>
                         </pic:spPr>
                       </pic:pic>
                     </a:graphicData>
@@ -885,7 +875,7 @@
                 <w:sz w:val="26"/>
                 <w:szCs w:val="26"/>
               </w:rPr>
-              <w:t>6</w:t>
+              <w:t>8</w:t>
             </w:r>
             <w:r>
               <w:rPr>
@@ -909,16 +899,34 @@
                 <w:sz w:val="26"/>
                 <w:szCs w:val="26"/>
               </w:rPr>
-              <w:t xml:space="preserve"> ( C++, C#,</w:t>
-            </w:r>
-            <w:r>
-              <w:rPr>
-                <w:rFonts w:ascii="Times New Roman" w:hAnsi="Times New Roman" w:cs="Times New Roman"/>
-                <w:sz w:val="26"/>
-                <w:szCs w:val="26"/>
-              </w:rPr>
               <w:t xml:space="preserve"> </w:t>
             </w:r>
+            <w:proofErr w:type="gramStart"/>
+            <w:r>
+              <w:rPr>
+                <w:rFonts w:ascii="Times New Roman" w:hAnsi="Times New Roman" w:cs="Times New Roman"/>
+                <w:sz w:val="26"/>
+                <w:szCs w:val="26"/>
+              </w:rPr>
+              <w:t>( C++</w:t>
+            </w:r>
+            <w:proofErr w:type="gramEnd"/>
+            <w:r>
+              <w:rPr>
+                <w:rFonts w:ascii="Times New Roman" w:hAnsi="Times New Roman" w:cs="Times New Roman"/>
+                <w:sz w:val="26"/>
+                <w:szCs w:val="26"/>
+              </w:rPr>
+              <w:t>, C#,</w:t>
+            </w:r>
+            <w:r>
+              <w:rPr>
+                <w:rFonts w:ascii="Times New Roman" w:hAnsi="Times New Roman" w:cs="Times New Roman"/>
+                <w:sz w:val="26"/>
+                <w:szCs w:val="26"/>
+              </w:rPr>
+              <w:t xml:space="preserve"> </w:t>
+            </w:r>
             <w:r>
               <w:rPr>
                 <w:rFonts w:ascii="Times New Roman" w:hAnsi="Times New Roman" w:cs="Times New Roman"/>
@@ -933,7 +941,31 @@
                 <w:sz w:val="26"/>
                 <w:szCs w:val="26"/>
               </w:rPr>
-              <w:t>, flutter,</w:t>
+              <w:t xml:space="preserve">, </w:t>
+            </w:r>
+            <w:r>
+              <w:rPr>
+                <w:rFonts w:ascii="Times New Roman" w:hAnsi="Times New Roman" w:cs="Times New Roman"/>
+                <w:sz w:val="26"/>
+                <w:szCs w:val="26"/>
+              </w:rPr>
+              <w:t>F</w:t>
+            </w:r>
+            <w:r>
+              <w:rPr>
+                <w:rFonts w:ascii="Times New Roman" w:hAnsi="Times New Roman" w:cs="Times New Roman"/>
+                <w:sz w:val="26"/>
+                <w:szCs w:val="26"/>
+              </w:rPr>
+              <w:t>lutter,</w:t>
+            </w:r>
+            <w:r>
+              <w:rPr>
+                <w:rFonts w:ascii="Times New Roman" w:hAnsi="Times New Roman" w:cs="Times New Roman"/>
+                <w:sz w:val="26"/>
+                <w:szCs w:val="26"/>
+              </w:rPr>
+              <w:t xml:space="preserve"> Kotlin,</w:t>
             </w:r>
             <w:r>
               <w:rPr>
@@ -949,7 +981,177 @@
                 <w:sz w:val="26"/>
                 <w:szCs w:val="26"/>
               </w:rPr>
-              <w:t>Kotlin multiplatform</w:t>
+              <w:t>S</w:t>
+            </w:r>
+            <w:r>
+              <w:rPr>
+                <w:rFonts w:ascii="Times New Roman" w:hAnsi="Times New Roman" w:cs="Times New Roman"/>
+                <w:sz w:val="26"/>
+                <w:szCs w:val="26"/>
+              </w:rPr>
+              <w:t>wift</w:t>
+            </w:r>
+            <w:r>
+              <w:rPr>
+                <w:rFonts w:ascii="Times New Roman" w:hAnsi="Times New Roman" w:cs="Times New Roman"/>
+                <w:sz w:val="26"/>
+                <w:szCs w:val="26"/>
+              </w:rPr>
+              <w:t>)</w:t>
+            </w:r>
+          </w:p>
+          <w:p>
+            <w:pPr>
+              <w:pStyle w:val="TableText1"/>
+              <w:rPr>
+                <w:rFonts w:ascii="Times New Roman" w:hAnsi="Times New Roman" w:cs="Times New Roman"/>
+                <w:sz w:val="26"/>
+                <w:szCs w:val="26"/>
+              </w:rPr>
+            </w:pPr>
+            <w:r>
+              <w:rPr>
+                <w:rFonts w:ascii="Times New Roman" w:hAnsi="Times New Roman" w:cs="Times New Roman"/>
+                <w:sz w:val="26"/>
+                <w:szCs w:val="26"/>
+              </w:rPr>
+              <w:t>Have 5</w:t>
+            </w:r>
+            <w:r>
+              <w:rPr>
+                <w:rFonts w:ascii="Times New Roman" w:hAnsi="Times New Roman" w:cs="Times New Roman"/>
+                <w:sz w:val="26"/>
+                <w:szCs w:val="26"/>
+              </w:rPr>
+              <w:t xml:space="preserve"> years experiences on developing software (C, C++, C#, Qt, Qt UI, QML, Java,</w:t>
+            </w:r>
+            <w:r>
+              <w:rPr>
+                <w:rFonts w:ascii="Times New Roman" w:hAnsi="Times New Roman" w:cs="Times New Roman"/>
+                <w:sz w:val="26"/>
+                <w:szCs w:val="26"/>
+              </w:rPr>
+              <w:t xml:space="preserve"> Java Spring,</w:t>
+            </w:r>
+            <w:r>
+              <w:rPr>
+                <w:rFonts w:ascii="Times New Roman" w:hAnsi="Times New Roman" w:cs="Times New Roman"/>
+                <w:sz w:val="26"/>
+                <w:szCs w:val="26"/>
+              </w:rPr>
+              <w:t xml:space="preserve"> Android</w:t>
+            </w:r>
+            <w:r>
+              <w:rPr>
+                <w:rFonts w:ascii="Times New Roman" w:hAnsi="Times New Roman" w:cs="Times New Roman"/>
+                <w:sz w:val="26"/>
+                <w:szCs w:val="26"/>
+              </w:rPr>
+              <w:t>, Python</w:t>
+            </w:r>
+            <w:r>
+              <w:rPr>
+                <w:rFonts w:ascii="Times New Roman" w:hAnsi="Times New Roman" w:cs="Times New Roman"/>
+                <w:sz w:val="26"/>
+                <w:szCs w:val="26"/>
+              </w:rPr>
+              <w:t xml:space="preserve">, </w:t>
+            </w:r>
+            <w:r>
+              <w:rPr>
+                <w:rFonts w:ascii="Times New Roman" w:hAnsi="Times New Roman" w:cs="Times New Roman"/>
+                <w:sz w:val="26"/>
+                <w:szCs w:val="26"/>
+              </w:rPr>
+              <w:t>F</w:t>
+            </w:r>
+            <w:r>
+              <w:rPr>
+                <w:rFonts w:ascii="Times New Roman" w:hAnsi="Times New Roman" w:cs="Times New Roman"/>
+                <w:sz w:val="26"/>
+                <w:szCs w:val="26"/>
+              </w:rPr>
+              <w:t>lutter,</w:t>
+            </w:r>
+            <w:r>
+              <w:rPr>
+                <w:rFonts w:ascii="Times New Roman" w:hAnsi="Times New Roman" w:cs="Times New Roman"/>
+                <w:sz w:val="26"/>
+                <w:szCs w:val="26"/>
+              </w:rPr>
+              <w:t xml:space="preserve"> Kotlin multiplatform, </w:t>
+            </w:r>
+            <w:r>
+              <w:rPr>
+                <w:rFonts w:ascii="Times New Roman" w:hAnsi="Times New Roman" w:cs="Times New Roman"/>
+                <w:sz w:val="26"/>
+                <w:szCs w:val="26"/>
+              </w:rPr>
+              <w:t>swift</w:t>
+            </w:r>
+            <w:r>
+              <w:rPr>
+                <w:rFonts w:ascii="Times New Roman" w:hAnsi="Times New Roman" w:cs="Times New Roman"/>
+                <w:sz w:val="26"/>
+                <w:szCs w:val="26"/>
+              </w:rPr>
+              <w:t>)</w:t>
+            </w:r>
+          </w:p>
+          <w:p>
+            <w:pPr>
+              <w:pStyle w:val="TableText1"/>
+              <w:rPr>
+                <w:rFonts w:ascii="Times New Roman" w:hAnsi="Times New Roman" w:cs="Times New Roman"/>
+                <w:sz w:val="26"/>
+                <w:szCs w:val="26"/>
+              </w:rPr>
+            </w:pPr>
+            <w:r>
+              <w:rPr>
+                <w:rFonts w:ascii="Times New Roman" w:hAnsi="Times New Roman" w:cs="Times New Roman"/>
+                <w:sz w:val="26"/>
+                <w:szCs w:val="26"/>
+              </w:rPr>
+              <w:t xml:space="preserve">Have experiences and deep understanding on developing software for Media </w:t>
+            </w:r>
+            <w:proofErr w:type="spellStart"/>
+            <w:r>
+              <w:rPr>
+                <w:rFonts w:ascii="Times New Roman" w:hAnsi="Times New Roman" w:cs="Times New Roman"/>
+                <w:sz w:val="26"/>
+                <w:szCs w:val="26"/>
+              </w:rPr>
+              <w:t>sevrice</w:t>
+            </w:r>
+            <w:proofErr w:type="spellEnd"/>
+            <w:r>
+              <w:rPr>
+                <w:rFonts w:ascii="Times New Roman" w:hAnsi="Times New Roman" w:cs="Times New Roman"/>
+                <w:sz w:val="26"/>
+                <w:szCs w:val="26"/>
+              </w:rPr>
+              <w:t xml:space="preserve"> in </w:t>
+            </w:r>
+            <w:proofErr w:type="spellStart"/>
+            <w:proofErr w:type="gramStart"/>
+            <w:r>
+              <w:rPr>
+                <w:rFonts w:ascii="Times New Roman" w:hAnsi="Times New Roman" w:cs="Times New Roman"/>
+                <w:sz w:val="26"/>
+                <w:szCs w:val="26"/>
+              </w:rPr>
+              <w:t>Vehicle,Linux</w:t>
+            </w:r>
+            <w:proofErr w:type="spellEnd"/>
+            <w:proofErr w:type="gramEnd"/>
+            <w:r>
+              <w:rPr>
+                <w:rFonts w:ascii="Times New Roman" w:hAnsi="Times New Roman" w:cs="Times New Roman"/>
+                <w:sz w:val="26"/>
+                <w:szCs w:val="26"/>
+              </w:rPr>
+              <w:t xml:space="preserve"> system, Embedded system, IOT</w:t>
             </w:r>
             <w:r>
               <w:rPr>
@@ -959,22 +1161,6 @@
               </w:rPr>
               <w:t>,</w:t>
             </w:r>
-            <w:r>
-              <w:rPr>
-                <w:rFonts w:ascii="Times New Roman" w:hAnsi="Times New Roman" w:cs="Times New Roman"/>
-                <w:sz w:val="26"/>
-                <w:szCs w:val="26"/>
-              </w:rPr>
-              <w:t xml:space="preserve"> swift</w:t>
-            </w:r>
-            <w:r>
-              <w:rPr>
-                <w:rFonts w:ascii="Times New Roman" w:hAnsi="Times New Roman" w:cs="Times New Roman"/>
-                <w:sz w:val="26"/>
-                <w:szCs w:val="26"/>
-              </w:rPr>
-              <w:t>)</w:t>
-            </w:r>
           </w:p>
           <w:p>
             <w:pPr>
@@ -991,87 +1177,33 @@
                 <w:sz w:val="26"/>
                 <w:szCs w:val="26"/>
               </w:rPr>
-              <w:t>Have 5</w:t>
-            </w:r>
-            <w:r>
-              <w:rPr>
-                <w:rFonts w:ascii="Times New Roman" w:hAnsi="Times New Roman" w:cs="Times New Roman"/>
-                <w:sz w:val="26"/>
-                <w:szCs w:val="26"/>
-              </w:rPr>
-              <w:t xml:space="preserve"> years experiences on developing software (C, C++, C#, Qt, Qt UI, QML, Java,</w:t>
-            </w:r>
-            <w:r>
-              <w:rPr>
-                <w:rFonts w:ascii="Times New Roman" w:hAnsi="Times New Roman" w:cs="Times New Roman"/>
-                <w:sz w:val="26"/>
-                <w:szCs w:val="26"/>
-              </w:rPr>
-              <w:t xml:space="preserve"> Java Spring,</w:t>
-            </w:r>
-            <w:r>
-              <w:rPr>
-                <w:rFonts w:ascii="Times New Roman" w:hAnsi="Times New Roman" w:cs="Times New Roman"/>
-                <w:sz w:val="26"/>
-                <w:szCs w:val="26"/>
-              </w:rPr>
-              <w:t xml:space="preserve"> Android</w:t>
-            </w:r>
-            <w:r>
-              <w:rPr>
-                <w:rFonts w:ascii="Times New Roman" w:hAnsi="Times New Roman" w:cs="Times New Roman"/>
-                <w:sz w:val="26"/>
-                <w:szCs w:val="26"/>
-              </w:rPr>
-              <w:t>, Python</w:t>
-            </w:r>
-            <w:r>
-              <w:rPr>
-                <w:rFonts w:ascii="Times New Roman" w:hAnsi="Times New Roman" w:cs="Times New Roman"/>
-                <w:sz w:val="26"/>
-                <w:szCs w:val="26"/>
-              </w:rPr>
-              <w:t xml:space="preserve">, </w:t>
-            </w:r>
-            <w:r>
-              <w:rPr>
-                <w:rFonts w:ascii="Times New Roman" w:hAnsi="Times New Roman" w:cs="Times New Roman"/>
-                <w:sz w:val="26"/>
-                <w:szCs w:val="26"/>
-              </w:rPr>
-              <w:t>F</w:t>
-            </w:r>
-            <w:r>
-              <w:rPr>
-                <w:rFonts w:ascii="Times New Roman" w:hAnsi="Times New Roman" w:cs="Times New Roman"/>
-                <w:sz w:val="26"/>
-                <w:szCs w:val="26"/>
-              </w:rPr>
-              <w:t>lutter,</w:t>
-            </w:r>
-            <w:r>
-              <w:rPr>
-                <w:rFonts w:ascii="Times New Roman" w:hAnsi="Times New Roman" w:cs="Times New Roman"/>
-                <w:sz w:val="26"/>
-                <w:szCs w:val="26"/>
-              </w:rPr>
-              <w:t xml:space="preserve"> Kotlin multiplatform, </w:t>
-            </w:r>
-            <w:r>
-              <w:rPr>
-                <w:rFonts w:ascii="Times New Roman" w:hAnsi="Times New Roman" w:cs="Times New Roman"/>
-                <w:sz w:val="26"/>
-                <w:szCs w:val="26"/>
-              </w:rPr>
-              <w:t>swift</w:t>
-            </w:r>
-            <w:r>
-              <w:rPr>
-                <w:rFonts w:ascii="Times New Roman" w:hAnsi="Times New Roman" w:cs="Times New Roman"/>
-                <w:sz w:val="26"/>
-                <w:szCs w:val="26"/>
-              </w:rPr>
-              <w:t>)</w:t>
+              <w:t>Have experiences in testi</w:t>
+            </w:r>
+            <w:r>
+              <w:rPr>
+                <w:rFonts w:ascii="Times New Roman" w:hAnsi="Times New Roman" w:cs="Times New Roman"/>
+                <w:sz w:val="26"/>
+                <w:szCs w:val="26"/>
+              </w:rPr>
+              <w:t xml:space="preserve">ng project </w:t>
+            </w:r>
+            <w:proofErr w:type="gramStart"/>
+            <w:r>
+              <w:rPr>
+                <w:rFonts w:ascii="Times New Roman" w:hAnsi="Times New Roman" w:cs="Times New Roman"/>
+                <w:sz w:val="26"/>
+                <w:szCs w:val="26"/>
+              </w:rPr>
+              <w:t>in  A</w:t>
+            </w:r>
+            <w:proofErr w:type="gramEnd"/>
+            <w:r>
+              <w:rPr>
+                <w:rFonts w:ascii="Times New Roman" w:hAnsi="Times New Roman" w:cs="Times New Roman"/>
+                <w:sz w:val="26"/>
+                <w:szCs w:val="26"/>
+              </w:rPr>
+              <w:t xml:space="preserve">-Spice process </w:t>
             </w:r>
           </w:p>
           <w:p>
@@ -1089,95 +1221,16 @@
                 <w:sz w:val="26"/>
                 <w:szCs w:val="26"/>
               </w:rPr>
-              <w:t xml:space="preserve">Have experiences and deep understanding on developing software for Media </w:t>
-            </w:r>
-            <w:proofErr w:type="spellStart"/>
-            <w:r>
-              <w:rPr>
-                <w:rFonts w:ascii="Times New Roman" w:hAnsi="Times New Roman" w:cs="Times New Roman"/>
-                <w:sz w:val="26"/>
-                <w:szCs w:val="26"/>
-              </w:rPr>
-              <w:t>sevrice</w:t>
-            </w:r>
-            <w:proofErr w:type="spellEnd"/>
-            <w:r>
-              <w:rPr>
-                <w:rFonts w:ascii="Times New Roman" w:hAnsi="Times New Roman" w:cs="Times New Roman"/>
-                <w:sz w:val="26"/>
-                <w:szCs w:val="26"/>
-              </w:rPr>
-              <w:t xml:space="preserve"> in </w:t>
-            </w:r>
-            <w:proofErr w:type="spellStart"/>
-            <w:r>
-              <w:rPr>
-                <w:rFonts w:ascii="Times New Roman" w:hAnsi="Times New Roman" w:cs="Times New Roman"/>
-                <w:sz w:val="26"/>
-                <w:szCs w:val="26"/>
-              </w:rPr>
-              <w:t>Vehicle,Linux</w:t>
-            </w:r>
-            <w:proofErr w:type="spellEnd"/>
-            <w:r>
-              <w:rPr>
-                <w:rFonts w:ascii="Times New Roman" w:hAnsi="Times New Roman" w:cs="Times New Roman"/>
-                <w:sz w:val="26"/>
-                <w:szCs w:val="26"/>
-              </w:rPr>
-              <w:t xml:space="preserve"> system, Embedded system, IOT</w:t>
-            </w:r>
-            <w:r>
-              <w:rPr>
-                <w:rFonts w:ascii="Times New Roman" w:hAnsi="Times New Roman" w:cs="Times New Roman"/>
-                <w:sz w:val="26"/>
-                <w:szCs w:val="26"/>
-              </w:rPr>
-              <w:t>,</w:t>
-            </w:r>
-          </w:p>
-          <w:p>
-            <w:pPr>
-              <w:pStyle w:val="TableText1"/>
-              <w:rPr>
-                <w:rFonts w:ascii="Times New Roman" w:hAnsi="Times New Roman" w:cs="Times New Roman"/>
-                <w:sz w:val="26"/>
-                <w:szCs w:val="26"/>
-              </w:rPr>
-            </w:pPr>
-            <w:r>
-              <w:rPr>
-                <w:rFonts w:ascii="Times New Roman" w:hAnsi="Times New Roman" w:cs="Times New Roman"/>
-                <w:sz w:val="26"/>
-                <w:szCs w:val="26"/>
-              </w:rPr>
-              <w:t>Have experiences in testi</w:t>
-            </w:r>
-            <w:r>
-              <w:rPr>
-                <w:rFonts w:ascii="Times New Roman" w:hAnsi="Times New Roman" w:cs="Times New Roman"/>
-                <w:sz w:val="26"/>
-                <w:szCs w:val="26"/>
-              </w:rPr>
-              <w:t xml:space="preserve">ng project in  A-Spice process </w:t>
-            </w:r>
-          </w:p>
-          <w:p>
-            <w:pPr>
-              <w:pStyle w:val="TableText1"/>
-              <w:rPr>
-                <w:rFonts w:ascii="Times New Roman" w:hAnsi="Times New Roman" w:cs="Times New Roman"/>
-                <w:sz w:val="26"/>
-                <w:szCs w:val="26"/>
-              </w:rPr>
-            </w:pPr>
-            <w:r>
-              <w:rPr>
-                <w:rFonts w:ascii="Times New Roman" w:hAnsi="Times New Roman" w:cs="Times New Roman"/>
-                <w:sz w:val="26"/>
-                <w:szCs w:val="26"/>
-              </w:rPr>
-              <w:t xml:space="preserve">Have experiences working with </w:t>
+              <w:t xml:space="preserve">Have experiences working </w:t>
+            </w:r>
+            <w:proofErr w:type="gramStart"/>
+            <w:r>
+              <w:rPr>
+                <w:rFonts w:ascii="Times New Roman" w:hAnsi="Times New Roman" w:cs="Times New Roman"/>
+                <w:sz w:val="26"/>
+                <w:szCs w:val="26"/>
+              </w:rPr>
+              <w:t xml:space="preserve">with </w:t>
             </w:r>
             <w:r>
               <w:rPr>
@@ -1193,7 +1246,16 @@
                 <w:sz w:val="26"/>
                 <w:szCs w:val="26"/>
               </w:rPr>
-              <w:t>so 26262 standard</w:t>
+              <w:t>so</w:t>
+            </w:r>
+            <w:proofErr w:type="gramEnd"/>
+            <w:r>
+              <w:rPr>
+                <w:rFonts w:ascii="Times New Roman" w:hAnsi="Times New Roman" w:cs="Times New Roman"/>
+                <w:sz w:val="26"/>
+                <w:szCs w:val="26"/>
+              </w:rPr>
+              <w:t xml:space="preserve"> 26262 standard</w:t>
             </w:r>
           </w:p>
           <w:p>
@@ -2948,16 +3010,7 @@
                 <w:szCs w:val="26"/>
                 <w:lang w:val="en-US"/>
               </w:rPr>
-              <w:t>integration</w:t>
-            </w:r>
-            <w:r>
-              <w:rPr>
-                <w:rFonts w:ascii="Times New Roman" w:hAnsi="Times New Roman" w:cs="Times New Roman"/>
-                <w:sz w:val="26"/>
-                <w:szCs w:val="26"/>
-                <w:lang w:val="en-US"/>
-              </w:rPr>
-              <w:t xml:space="preserve"> </w:t>
+              <w:t xml:space="preserve">integration </w:t>
             </w:r>
             <w:r>
               <w:rPr>
@@ -3359,6 +3412,7 @@
               </w:rPr>
               <w:t>utodesk construction cloud</w:t>
             </w:r>
+            <w:proofErr w:type="gramStart"/>
             <w:r>
               <w:rPr>
                 <w:rFonts w:ascii="Times New Roman" w:hAnsi="Times New Roman" w:cs="Times New Roman"/>
@@ -3377,7 +3431,18 @@
                 <w:szCs w:val="26"/>
                 <w:lang w:val="en-US" w:eastAsia="en-US"/>
               </w:rPr>
-              <w:t xml:space="preserve">, </w:t>
+              <w:t>,</w:t>
+            </w:r>
+            <w:proofErr w:type="gramEnd"/>
+            <w:r>
+              <w:rPr>
+                <w:rFonts w:ascii="Times New Roman" w:hAnsi="Times New Roman" w:cs="Times New Roman"/>
+                <w:color w:val="auto"/>
+                <w:sz w:val="26"/>
+                <w:szCs w:val="26"/>
+                <w:lang w:val="en-US" w:eastAsia="en-US"/>
+              </w:rPr>
+              <w:t xml:space="preserve"> </w:t>
             </w:r>
             <w:r>
               <w:rPr>
@@ -11758,7 +11823,29 @@
                 <w:szCs w:val="26"/>
                 <w:lang w:val="en-US" w:eastAsia="en-US"/>
               </w:rPr>
-              <w:t>Design, Developer , Development testing</w:t>
+              <w:t xml:space="preserve">Design, </w:t>
+            </w:r>
+            <w:proofErr w:type="gramStart"/>
+            <w:r>
+              <w:rPr>
+                <w:rFonts w:ascii="Times New Roman" w:hAnsi="Times New Roman" w:cs="Times New Roman"/>
+                <w:color w:val="auto"/>
+                <w:sz w:val="26"/>
+                <w:szCs w:val="26"/>
+                <w:lang w:val="en-US" w:eastAsia="en-US"/>
+              </w:rPr>
+              <w:t>Developer ,</w:t>
+            </w:r>
+            <w:proofErr w:type="gramEnd"/>
+            <w:r>
+              <w:rPr>
+                <w:rFonts w:ascii="Times New Roman" w:hAnsi="Times New Roman" w:cs="Times New Roman"/>
+                <w:color w:val="auto"/>
+                <w:sz w:val="26"/>
+                <w:szCs w:val="26"/>
+                <w:lang w:val="en-US" w:eastAsia="en-US"/>
+              </w:rPr>
+              <w:t xml:space="preserve"> Development testing</w:t>
             </w:r>
           </w:p>
         </w:tc>
@@ -12068,7 +12155,29 @@
                 <w:szCs w:val="26"/>
                 <w:lang w:val="en-US" w:eastAsia="en-US"/>
               </w:rPr>
-              <w:t xml:space="preserve">, Firebase SDK , </w:t>
+              <w:t xml:space="preserve">, Firebase </w:t>
+            </w:r>
+            <w:proofErr w:type="gramStart"/>
+            <w:r>
+              <w:rPr>
+                <w:rFonts w:ascii="Times New Roman" w:hAnsi="Times New Roman" w:cs="Times New Roman"/>
+                <w:color w:val="auto"/>
+                <w:sz w:val="26"/>
+                <w:szCs w:val="26"/>
+                <w:lang w:val="en-US" w:eastAsia="en-US"/>
+              </w:rPr>
+              <w:t>SDK ,</w:t>
+            </w:r>
+            <w:proofErr w:type="gramEnd"/>
+            <w:r>
+              <w:rPr>
+                <w:rFonts w:ascii="Times New Roman" w:hAnsi="Times New Roman" w:cs="Times New Roman"/>
+                <w:color w:val="auto"/>
+                <w:sz w:val="26"/>
+                <w:szCs w:val="26"/>
+                <w:lang w:val="en-US" w:eastAsia="en-US"/>
+              </w:rPr>
+              <w:t xml:space="preserve"> </w:t>
             </w:r>
             <w:proofErr w:type="spellStart"/>
             <w:r>
@@ -13009,17 +13118,7 @@
                 <w:szCs w:val="26"/>
                 <w:lang w:val="en-US" w:eastAsia="en-US"/>
               </w:rPr>
-              <w:t xml:space="preserve">AES 256, </w:t>
-            </w:r>
-            <w:r>
-              <w:rPr>
-                <w:rFonts w:ascii="Times New Roman" w:hAnsi="Times New Roman" w:cs="Times New Roman"/>
-                <w:color w:val="auto"/>
-                <w:sz w:val="26"/>
-                <w:szCs w:val="26"/>
-                <w:lang w:val="en-US" w:eastAsia="en-US"/>
-              </w:rPr>
-              <w:t>Bloc, Realtime MQTT</w:t>
+              <w:t>AES 256, Bloc, Realtime MQTT</w:t>
             </w:r>
           </w:p>
         </w:tc>
@@ -15662,7 +15761,29 @@
                 <w:szCs w:val="26"/>
                 <w:lang w:val="en-US" w:eastAsia="en-US"/>
               </w:rPr>
-              <w:t>Design, Developer , Development testing</w:t>
+              <w:t xml:space="preserve">Design, </w:t>
+            </w:r>
+            <w:proofErr w:type="gramStart"/>
+            <w:r>
+              <w:rPr>
+                <w:rFonts w:ascii="Times New Roman" w:hAnsi="Times New Roman" w:cs="Times New Roman"/>
+                <w:color w:val="auto"/>
+                <w:sz w:val="26"/>
+                <w:szCs w:val="26"/>
+                <w:lang w:val="en-US" w:eastAsia="en-US"/>
+              </w:rPr>
+              <w:t>Developer ,</w:t>
+            </w:r>
+            <w:proofErr w:type="gramEnd"/>
+            <w:r>
+              <w:rPr>
+                <w:rFonts w:ascii="Times New Roman" w:hAnsi="Times New Roman" w:cs="Times New Roman"/>
+                <w:color w:val="auto"/>
+                <w:sz w:val="26"/>
+                <w:szCs w:val="26"/>
+                <w:lang w:val="en-US" w:eastAsia="en-US"/>
+              </w:rPr>
+              <w:t xml:space="preserve"> Development testing</w:t>
             </w:r>
           </w:p>
         </w:tc>
@@ -15978,6 +16099,7 @@
               <w:t xml:space="preserve">, Firebase </w:t>
             </w:r>
             <w:proofErr w:type="spellStart"/>
+            <w:proofErr w:type="gramStart"/>
             <w:r>
               <w:rPr>
                 <w:rFonts w:ascii="Times New Roman" w:hAnsi="Times New Roman" w:cs="Times New Roman"/>
@@ -15989,6 +16111,7 @@
               <w:t>SDK,CleverTap</w:t>
             </w:r>
             <w:proofErr w:type="spellEnd"/>
+            <w:proofErr w:type="gramEnd"/>
             <w:r>
               <w:rPr>
                 <w:rFonts w:ascii="Times New Roman" w:hAnsi="Times New Roman" w:cs="Times New Roman"/>
@@ -16444,8 +16567,20 @@
                 <w:szCs w:val="26"/>
                 <w:shd w:val="clear" w:color="auto" w:fill="FFFFFF"/>
               </w:rPr>
-              <w:t>Early Start CO.,LTD</w:t>
-            </w:r>
+              <w:t xml:space="preserve">Early Start </w:t>
+            </w:r>
+            <w:proofErr w:type="gramStart"/>
+            <w:r>
+              <w:rPr>
+                <w:rFonts w:ascii="Times New Roman" w:hAnsi="Times New Roman" w:cs="Times New Roman"/>
+                <w:color w:val="202124"/>
+                <w:sz w:val="26"/>
+                <w:szCs w:val="26"/>
+                <w:shd w:val="clear" w:color="auto" w:fill="FFFFFF"/>
+              </w:rPr>
+              <w:t>CO.,LTD</w:t>
+            </w:r>
+            <w:proofErr w:type="gramEnd"/>
           </w:p>
         </w:tc>
       </w:tr>
@@ -17721,8 +17856,20 @@
                 <w:szCs w:val="26"/>
                 <w:shd w:val="clear" w:color="auto" w:fill="FFFFFF"/>
               </w:rPr>
-              <w:t>Early Start CO.,LTD</w:t>
-            </w:r>
+              <w:t xml:space="preserve">Early Start </w:t>
+            </w:r>
+            <w:proofErr w:type="gramStart"/>
+            <w:r>
+              <w:rPr>
+                <w:rFonts w:ascii="Times New Roman" w:hAnsi="Times New Roman" w:cs="Times New Roman"/>
+                <w:color w:val="202124"/>
+                <w:sz w:val="26"/>
+                <w:szCs w:val="26"/>
+                <w:shd w:val="clear" w:color="auto" w:fill="FFFFFF"/>
+              </w:rPr>
+              <w:t>CO.,LTD</w:t>
+            </w:r>
+            <w:proofErr w:type="gramEnd"/>
           </w:p>
         </w:tc>
       </w:tr>
@@ -21017,7 +21164,29 @@
                 <w:szCs w:val="26"/>
                 <w:lang w:val="en-US" w:eastAsia="en-US"/>
               </w:rPr>
-              <w:t xml:space="preserve">, Create SRS, Design, Developer ,Leader, </w:t>
+              <w:t xml:space="preserve">, Create SRS, Design, </w:t>
+            </w:r>
+            <w:proofErr w:type="gramStart"/>
+            <w:r>
+              <w:rPr>
+                <w:rFonts w:ascii="Times New Roman" w:hAnsi="Times New Roman" w:cs="Times New Roman"/>
+                <w:color w:val="auto"/>
+                <w:sz w:val="26"/>
+                <w:szCs w:val="26"/>
+                <w:lang w:val="en-US" w:eastAsia="en-US"/>
+              </w:rPr>
+              <w:t>Developer ,Leader</w:t>
+            </w:r>
+            <w:proofErr w:type="gramEnd"/>
+            <w:r>
+              <w:rPr>
+                <w:rFonts w:ascii="Times New Roman" w:hAnsi="Times New Roman" w:cs="Times New Roman"/>
+                <w:color w:val="auto"/>
+                <w:sz w:val="26"/>
+                <w:szCs w:val="26"/>
+                <w:lang w:val="en-US" w:eastAsia="en-US"/>
+              </w:rPr>
+              <w:t xml:space="preserve">, </w:t>
             </w:r>
             <w:r>
               <w:rPr>
@@ -21148,6 +21317,7 @@
               <w:t xml:space="preserve">e project has 3 parts: </w:t>
             </w:r>
             <w:proofErr w:type="spellStart"/>
+            <w:proofErr w:type="gramStart"/>
             <w:r>
               <w:rPr>
                 <w:rFonts w:ascii="Times New Roman" w:hAnsi="Times New Roman" w:cs="Times New Roman"/>
@@ -21169,6 +21339,7 @@
               <w:t>eb</w:t>
             </w:r>
             <w:proofErr w:type="spellEnd"/>
+            <w:proofErr w:type="gramEnd"/>
             <w:r>
               <w:rPr>
                 <w:rFonts w:ascii="Times New Roman" w:hAnsi="Times New Roman" w:cs="Times New Roman"/>
@@ -21822,8 +21993,19 @@
                 <w:szCs w:val="26"/>
                 <w:lang w:val="en-US"/>
               </w:rPr>
-              <w:t>8 member</w:t>
-            </w:r>
+              <w:t xml:space="preserve">8 </w:t>
+            </w:r>
+            <w:proofErr w:type="gramStart"/>
+            <w:r>
+              <w:rPr>
+                <w:rFonts w:ascii="Times New Roman" w:hAnsi="Times New Roman" w:cs="Times New Roman"/>
+                <w:sz w:val="26"/>
+                <w:szCs w:val="26"/>
+                <w:lang w:val="en-US"/>
+              </w:rPr>
+              <w:t>member</w:t>
+            </w:r>
+            <w:proofErr w:type="gramEnd"/>
           </w:p>
         </w:tc>
       </w:tr>
@@ -22614,8 +22796,19 @@
                 <w:szCs w:val="26"/>
                 <w:lang w:val="en-US"/>
               </w:rPr>
-              <w:t>30 member</w:t>
-            </w:r>
+              <w:t xml:space="preserve">30 </w:t>
+            </w:r>
+            <w:proofErr w:type="gramStart"/>
+            <w:r>
+              <w:rPr>
+                <w:rFonts w:ascii="Times New Roman" w:hAnsi="Times New Roman" w:cs="Times New Roman"/>
+                <w:sz w:val="26"/>
+                <w:szCs w:val="26"/>
+                <w:lang w:val="en-US"/>
+              </w:rPr>
+              <w:t>member</w:t>
+            </w:r>
+            <w:proofErr w:type="gramEnd"/>
           </w:p>
         </w:tc>
       </w:tr>
@@ -23555,8 +23748,19 @@
                 <w:szCs w:val="26"/>
                 <w:lang w:val="en-US"/>
               </w:rPr>
-              <w:t>150 member</w:t>
-            </w:r>
+              <w:t xml:space="preserve">150 </w:t>
+            </w:r>
+            <w:proofErr w:type="gramStart"/>
+            <w:r>
+              <w:rPr>
+                <w:rFonts w:ascii="Times New Roman" w:hAnsi="Times New Roman" w:cs="Times New Roman"/>
+                <w:sz w:val="26"/>
+                <w:szCs w:val="26"/>
+                <w:lang w:val="en-US"/>
+              </w:rPr>
+              <w:t>member</w:t>
+            </w:r>
+            <w:proofErr w:type="gramEnd"/>
           </w:p>
         </w:tc>
       </w:tr>
@@ -23826,7 +24030,29 @@
                 <w:szCs w:val="26"/>
                 <w:lang w:val="en-US" w:eastAsia="en-US"/>
               </w:rPr>
-              <w:t xml:space="preserve">An automotive project which develops AUTOSAR basic software SRS/SWS for more than 70 modules in version 4.4.0. The safety modules has to follow </w:t>
+              <w:t xml:space="preserve">An automotive project which develops AUTOSAR basic software SRS/SWS for more than 70 modules in version 4.4.0. The safety modules </w:t>
+            </w:r>
+            <w:proofErr w:type="gramStart"/>
+            <w:r>
+              <w:rPr>
+                <w:rFonts w:ascii="Times New Roman" w:hAnsi="Times New Roman" w:cs="Times New Roman"/>
+                <w:color w:val="auto"/>
+                <w:sz w:val="26"/>
+                <w:szCs w:val="26"/>
+                <w:lang w:val="en-US" w:eastAsia="en-US"/>
+              </w:rPr>
+              <w:t>has</w:t>
+            </w:r>
+            <w:proofErr w:type="gramEnd"/>
+            <w:r>
+              <w:rPr>
+                <w:rFonts w:ascii="Times New Roman" w:hAnsi="Times New Roman" w:cs="Times New Roman"/>
+                <w:color w:val="auto"/>
+                <w:sz w:val="26"/>
+                <w:szCs w:val="26"/>
+                <w:lang w:val="en-US" w:eastAsia="en-US"/>
+              </w:rPr>
+              <w:t xml:space="preserve"> to follow </w:t>
             </w:r>
             <w:proofErr w:type="spellStart"/>
             <w:r>
@@ -24024,7 +24250,27 @@
                 <w:szCs w:val="26"/>
                 <w:lang w:val="en-US"/>
               </w:rPr>
-              <w:t>Safety ASILD , Iso 62626,</w:t>
+              <w:t xml:space="preserve">Safety </w:t>
+            </w:r>
+            <w:proofErr w:type="gramStart"/>
+            <w:r>
+              <w:rPr>
+                <w:rFonts w:ascii="Times New Roman" w:hAnsi="Times New Roman" w:cs="Times New Roman"/>
+                <w:sz w:val="26"/>
+                <w:szCs w:val="26"/>
+                <w:lang w:val="en-US"/>
+              </w:rPr>
+              <w:t>ASILD ,</w:t>
+            </w:r>
+            <w:proofErr w:type="gramEnd"/>
+            <w:r>
+              <w:rPr>
+                <w:rFonts w:ascii="Times New Roman" w:hAnsi="Times New Roman" w:cs="Times New Roman"/>
+                <w:sz w:val="26"/>
+                <w:szCs w:val="26"/>
+                <w:lang w:val="en-US"/>
+              </w:rPr>
+              <w:t xml:space="preserve"> Iso 62626,</w:t>
             </w:r>
             <w:r>
               <w:rPr>
@@ -24172,8 +24418,9 @@
                 <w:sz w:val="26"/>
                 <w:szCs w:val="26"/>
               </w:rPr>
-              <w:t xml:space="preserve">/2019 </w:t>
-            </w:r>
+              <w:t>/</w:t>
+            </w:r>
+            <w:proofErr w:type="gramStart"/>
             <w:r>
               <w:rPr>
                 <w:rFonts w:ascii="Times New Roman" w:hAnsi="Times New Roman" w:cs="Times New Roman"/>
@@ -24182,7 +24429,7 @@
                 <w:sz w:val="26"/>
                 <w:szCs w:val="26"/>
               </w:rPr>
-              <w:t xml:space="preserve"> </w:t>
+              <w:t xml:space="preserve">2019 </w:t>
             </w:r>
             <w:r>
               <w:rPr>
@@ -24192,7 +24439,28 @@
                 <w:sz w:val="26"/>
                 <w:szCs w:val="26"/>
               </w:rPr>
-              <w:t>To: 05/2019</w:t>
+              <w:t xml:space="preserve"> </w:t>
+            </w:r>
+            <w:r>
+              <w:rPr>
+                <w:rFonts w:ascii="Times New Roman" w:hAnsi="Times New Roman" w:cs="Times New Roman"/>
+                <w:bCs/>
+                <w:color w:val="auto"/>
+                <w:sz w:val="26"/>
+                <w:szCs w:val="26"/>
+              </w:rPr>
+              <w:t>To</w:t>
+            </w:r>
+            <w:proofErr w:type="gramEnd"/>
+            <w:r>
+              <w:rPr>
+                <w:rFonts w:ascii="Times New Roman" w:hAnsi="Times New Roman" w:cs="Times New Roman"/>
+                <w:bCs/>
+                <w:color w:val="auto"/>
+                <w:sz w:val="26"/>
+                <w:szCs w:val="26"/>
+              </w:rPr>
+              <w:t>: 05/2019</w:t>
             </w:r>
           </w:p>
         </w:tc>
@@ -25661,7 +25929,29 @@
                 <w:szCs w:val="26"/>
                 <w:lang w:val="en-US"/>
               </w:rPr>
-              <w:t xml:space="preserve">- Research and design schematic PCB control Daikin remote control of  VRV harmonic system in building </w:t>
+              <w:t xml:space="preserve">- Research and design schematic PCB control Daikin remote control </w:t>
+            </w:r>
+            <w:proofErr w:type="gramStart"/>
+            <w:r>
+              <w:rPr>
+                <w:rFonts w:ascii="Times New Roman" w:hAnsi="Times New Roman" w:cs="Times New Roman"/>
+                <w:color w:val="000000"/>
+                <w:sz w:val="26"/>
+                <w:szCs w:val="26"/>
+                <w:lang w:val="en-US"/>
+              </w:rPr>
+              <w:t>of  VRV</w:t>
+            </w:r>
+            <w:proofErr w:type="gramEnd"/>
+            <w:r>
+              <w:rPr>
+                <w:rFonts w:ascii="Times New Roman" w:hAnsi="Times New Roman" w:cs="Times New Roman"/>
+                <w:color w:val="000000"/>
+                <w:sz w:val="26"/>
+                <w:szCs w:val="26"/>
+                <w:lang w:val="en-US"/>
+              </w:rPr>
+              <w:t xml:space="preserve"> harmonic system in building </w:t>
             </w:r>
           </w:p>
           <w:p>
@@ -25725,16 +26015,37 @@
                 <w:szCs w:val="26"/>
                 <w:lang w:val="en-US"/>
               </w:rPr>
-              <w:t xml:space="preserve">control harmonic for user </w:t>
-            </w:r>
+              <w:t xml:space="preserve">control harmonic for </w:t>
+            </w:r>
+            <w:proofErr w:type="gramStart"/>
             <w:r>
               <w:rPr>
                 <w:rFonts w:ascii="Times New Roman" w:hAnsi="Times New Roman" w:cs="Times New Roman"/>
                 <w:color w:val="000000"/>
                 <w:sz w:val="26"/>
                 <w:szCs w:val="26"/>
-              </w:rPr>
-              <w:t xml:space="preserve"> using </w:t>
+                <w:lang w:val="en-US"/>
+              </w:rPr>
+              <w:t xml:space="preserve">user </w:t>
+            </w:r>
+            <w:r>
+              <w:rPr>
+                <w:rFonts w:ascii="Times New Roman" w:hAnsi="Times New Roman" w:cs="Times New Roman"/>
+                <w:color w:val="000000"/>
+                <w:sz w:val="26"/>
+                <w:szCs w:val="26"/>
+              </w:rPr>
+              <w:t xml:space="preserve"> using</w:t>
+            </w:r>
+            <w:proofErr w:type="gramEnd"/>
+            <w:r>
+              <w:rPr>
+                <w:rFonts w:ascii="Times New Roman" w:hAnsi="Times New Roman" w:cs="Times New Roman"/>
+                <w:color w:val="000000"/>
+                <w:sz w:val="26"/>
+                <w:szCs w:val="26"/>
+              </w:rPr>
+              <w:t xml:space="preserve"> </w:t>
             </w:r>
             <w:proofErr w:type="spellStart"/>
             <w:r>
@@ -27757,6 +28068,7 @@
               <w:t xml:space="preserve">Developed QR code </w:t>
             </w:r>
             <w:proofErr w:type="spellStart"/>
+            <w:proofErr w:type="gramStart"/>
             <w:r>
               <w:rPr>
                 <w:rFonts w:ascii="Times New Roman" w:hAnsi="Times New Roman" w:cs="Times New Roman"/>
@@ -27781,7 +28093,16 @@
                 <w:sz w:val="26"/>
                 <w:szCs w:val="26"/>
               </w:rPr>
-              <w:t xml:space="preserve"> application </w:t>
+              <w:t xml:space="preserve"> application</w:t>
+            </w:r>
+            <w:proofErr w:type="gramEnd"/>
+            <w:r>
+              <w:rPr>
+                <w:rFonts w:ascii="Times New Roman" w:hAnsi="Times New Roman" w:cs="Times New Roman"/>
+                <w:sz w:val="26"/>
+                <w:szCs w:val="26"/>
+              </w:rPr>
+              <w:t xml:space="preserve"> </w:t>
             </w:r>
             <w:r>
               <w:rPr>
@@ -32571,7 +32892,25 @@
                 <w:sz w:val="26"/>
                 <w:szCs w:val="26"/>
               </w:rPr>
-              <w:t xml:space="preserve">- Digital Telecommunication technology, Data encrypt, EA security,   Internet </w:t>
+              <w:t xml:space="preserve">- Digital Telecommunication technology, Data encrypt, EA </w:t>
+            </w:r>
+            <w:proofErr w:type="gramStart"/>
+            <w:r>
+              <w:rPr>
+                <w:rFonts w:ascii="Times New Roman" w:hAnsi="Times New Roman" w:cs="Times New Roman"/>
+                <w:sz w:val="26"/>
+                <w:szCs w:val="26"/>
+              </w:rPr>
+              <w:t xml:space="preserve">security,   </w:t>
+            </w:r>
+            <w:proofErr w:type="gramEnd"/>
+            <w:r>
+              <w:rPr>
+                <w:rFonts w:ascii="Times New Roman" w:hAnsi="Times New Roman" w:cs="Times New Roman"/>
+                <w:sz w:val="26"/>
+                <w:szCs w:val="26"/>
+              </w:rPr>
+              <w:t xml:space="preserve">Internet </w:t>
             </w:r>
             <w:proofErr w:type="spellStart"/>
             <w:r>
@@ -33476,7 +33815,25 @@
                 <w:sz w:val="26"/>
                 <w:szCs w:val="26"/>
               </w:rPr>
-              <w:t xml:space="preserve">- C,C#, Java </w:t>
+              <w:t xml:space="preserve">- </w:t>
+            </w:r>
+            <w:proofErr w:type="gramStart"/>
+            <w:r>
+              <w:rPr>
+                <w:rFonts w:ascii="Times New Roman" w:hAnsi="Times New Roman" w:cs="Times New Roman"/>
+                <w:sz w:val="26"/>
+                <w:szCs w:val="26"/>
+              </w:rPr>
+              <w:t>C,C#</w:t>
+            </w:r>
+            <w:proofErr w:type="gramEnd"/>
+            <w:r>
+              <w:rPr>
+                <w:rFonts w:ascii="Times New Roman" w:hAnsi="Times New Roman" w:cs="Times New Roman"/>
+                <w:sz w:val="26"/>
+                <w:szCs w:val="26"/>
+              </w:rPr>
+              <w:t xml:space="preserve">, Java </w:t>
             </w:r>
             <w:proofErr w:type="spellStart"/>
             <w:r>
@@ -36618,8 +36975,18 @@
                 <w:sz w:val="26"/>
                 <w:szCs w:val="26"/>
               </w:rPr>
-              <w:t>Raspbian, Ubuntu Mate..</w:t>
-            </w:r>
+              <w:t xml:space="preserve">Raspbian, Ubuntu </w:t>
+            </w:r>
+            <w:proofErr w:type="gramStart"/>
+            <w:r>
+              <w:rPr>
+                <w:rFonts w:ascii="Times New Roman" w:hAnsi="Times New Roman"/>
+                <w:sz w:val="26"/>
+                <w:szCs w:val="26"/>
+              </w:rPr>
+              <w:t>Mate..</w:t>
+            </w:r>
+            <w:proofErr w:type="gramEnd"/>
           </w:p>
         </w:tc>
         <w:tc>
@@ -36851,7 +37218,16 @@
                 <w:sz w:val="26"/>
                 <w:szCs w:val="26"/>
               </w:rPr>
-              <w:t>Embedded Linux</w:t>
+              <w:t xml:space="preserve">Embedded </w:t>
+            </w:r>
+            <w:proofErr w:type="gramStart"/>
+            <w:r>
+              <w:rPr>
+                <w:rFonts w:ascii="Times New Roman" w:hAnsi="Times New Roman"/>
+                <w:sz w:val="26"/>
+                <w:szCs w:val="26"/>
+              </w:rPr>
+              <w:t>Linux</w:t>
             </w:r>
             <w:r>
               <w:rPr>
@@ -36862,6 +37238,7 @@
               <w:t>(</w:t>
             </w:r>
             <w:proofErr w:type="spellStart"/>
+            <w:proofErr w:type="gramEnd"/>
             <w:r>
               <w:rPr>
                 <w:rFonts w:ascii="Times New Roman" w:hAnsi="Times New Roman"/>
@@ -39419,7 +39796,16 @@
                 <w:sz w:val="26"/>
                 <w:szCs w:val="26"/>
               </w:rPr>
-              <w:t>Qt C++,</w:t>
+              <w:t xml:space="preserve">Qt </w:t>
+            </w:r>
+            <w:proofErr w:type="gramStart"/>
+            <w:r>
+              <w:rPr>
+                <w:rFonts w:ascii="Times New Roman" w:hAnsi="Times New Roman"/>
+                <w:sz w:val="26"/>
+                <w:szCs w:val="26"/>
+              </w:rPr>
+              <w:t>C++,</w:t>
             </w:r>
             <w:proofErr w:type="spellStart"/>
             <w:r>
@@ -39431,6 +39817,7 @@
               <w:t>Qml</w:t>
             </w:r>
             <w:proofErr w:type="spellEnd"/>
+            <w:proofErr w:type="gramEnd"/>
           </w:p>
         </w:tc>
         <w:tc>
@@ -45082,15 +45469,33 @@
                 <w:sz w:val="26"/>
                 <w:szCs w:val="26"/>
               </w:rPr>
-              <w:t>, SAD</w:t>
-            </w:r>
-            <w:r>
-              <w:rPr>
-                <w:rFonts w:ascii="Times New Roman" w:hAnsi="Times New Roman"/>
-                <w:sz w:val="26"/>
-                <w:szCs w:val="26"/>
-              </w:rPr>
-              <w:t>(Basic design)</w:t>
+              <w:t xml:space="preserve">, </w:t>
+            </w:r>
+            <w:proofErr w:type="gramStart"/>
+            <w:r>
+              <w:rPr>
+                <w:rFonts w:ascii="Times New Roman" w:hAnsi="Times New Roman"/>
+                <w:sz w:val="26"/>
+                <w:szCs w:val="26"/>
+              </w:rPr>
+              <w:t>SAD</w:t>
+            </w:r>
+            <w:r>
+              <w:rPr>
+                <w:rFonts w:ascii="Times New Roman" w:hAnsi="Times New Roman"/>
+                <w:sz w:val="26"/>
+                <w:szCs w:val="26"/>
+              </w:rPr>
+              <w:t>(</w:t>
+            </w:r>
+            <w:proofErr w:type="gramEnd"/>
+            <w:r>
+              <w:rPr>
+                <w:rFonts w:ascii="Times New Roman" w:hAnsi="Times New Roman"/>
+                <w:sz w:val="26"/>
+                <w:szCs w:val="26"/>
+              </w:rPr>
+              <w:t>Basic design)</w:t>
             </w:r>
             <w:r>
               <w:rPr>
